--- a/tests/org.obeonetwork.m2doc.tests/resources/bookmark/invalidLinkName/invalidLinkName-expected-generation.docx
+++ b/tests/org.obeonetwork.m2doc.tests/resources/bookmark/invalidLinkName/invalidLinkName-expected-generation.docx
@@ -21,23 +21,23 @@
       <w:r>
         <w:t xml:space="preserve">Test link before bookmark : </w:t>
       </w:r>
-      <w:r w:rsidR="6B64563CC5CFB79453D1C412BE5E072D">
+      <w:r w:rsidR="7A97FF84988F412B90CF0AEE6CA94AE3">
         <w:fldChar w:fldCharType="begin"/>
       </w:r>
-      <w:r w:rsidR="6B64563CC5CFB79453D1C412BE5E072D">
+      <w:r w:rsidR="7A97FF84988F412B90CF0AEE6CA94AE3">
         <w:instrText xml:space="preserve"> REF bookmark1 \h </w:instrText>
       </w:r>
-      <w:r w:rsidR="6B64563CC5CFB79453D1C412BE5E072D">
+      <w:r w:rsidR="7A97FF84988F412B90CF0AEE6CA94AE3">
         <w:fldChar w:fldCharType="separate"/>
       </w:r>
-      <w:r w:rsidR="6B64563CC5CFB79453D1C412BE5E072D">
+      <w:r w:rsidR="7A97FF84988F412B90CF0AEE6CA94AE3">
         <w:rPr>
           <w:noProof/>
           <w:b w:val="on"/>
         </w:rPr>
         <w:t>a reference to bookmark1</w:t>
       </w:r>
-      <w:r w:rsidR="6B64563CC5CFB79453D1C412BE5E072D">
+      <w:r w:rsidR="7A97FF84988F412B90CF0AEE6CA94AE3">
         <w:fldChar w:fldCharType="end"/>
       </w:r>
     </w:p>
@@ -59,11 +59,11 @@
       <w:r>
         <w:t xml:space="preserve"> : </w:t>
       </w:r>
-      <w:bookmarkStart w:name="bookmark1" w:id="148720846887694662833620605713285406221"/>
+      <w:bookmarkStart w:name="bookmark1" w:id="146425513749063000596244530030667634224"/>
       <w:r>
         <w:t>bookmarked content</w:t>
       </w:r>
-      <w:bookmarkEnd w:id="148720846887694662833620605713285406221"/>
+      <w:bookmarkEnd w:id="146425513749063000596244530030667634224"/>
     </w:p>
     <w:p>
       <w:pPr>

--- a/tests/org.obeonetwork.m2doc.tests/resources/bookmark/invalidLinkName/invalidLinkName-expected-generation.docx
+++ b/tests/org.obeonetwork.m2doc.tests/resources/bookmark/invalidLinkName/invalidLinkName-expected-generation.docx
@@ -21,23 +21,23 @@
       <w:r>
         <w:t xml:space="preserve">Test link before bookmark : </w:t>
       </w:r>
-      <w:r w:rsidR="6D51DA74F5874C689AB2A232EB874334">
+      <w:r w:rsidR="0B018602E0D246B09C6AAD6A0743CCFA">
         <w:fldChar w:fldCharType="begin"/>
       </w:r>
-      <w:r w:rsidR="6D51DA74F5874C689AB2A232EB874334">
+      <w:r w:rsidR="0B018602E0D246B09C6AAD6A0743CCFA">
         <w:instrText xml:space="preserve"> REF bookmark1 \h </w:instrText>
       </w:r>
-      <w:r w:rsidR="6D51DA74F5874C689AB2A232EB874334">
+      <w:r w:rsidR="0B018602E0D246B09C6AAD6A0743CCFA">
         <w:fldChar w:fldCharType="separate"/>
       </w:r>
-      <w:r w:rsidR="6D51DA74F5874C689AB2A232EB874334">
+      <w:r w:rsidR="0B018602E0D246B09C6AAD6A0743CCFA">
         <w:rPr>
           <w:noProof/>
           <w:b w:val="on"/>
         </w:rPr>
         <w:t>a reference to bookmark1</w:t>
       </w:r>
-      <w:r w:rsidR="6D51DA74F5874C689AB2A232EB874334">
+      <w:r w:rsidR="0B018602E0D246B09C6AAD6A0743CCFA">
         <w:fldChar w:fldCharType="end"/>
       </w:r>
     </w:p>
@@ -59,11 +59,11 @@
       <w:r>
         <w:t xml:space="preserve"> : </w:t>
       </w:r>
-      <w:bookmarkStart w:name="bookmark1" w:id="136021367941723643968141024997047072140"/>
+      <w:bookmarkStart w:name="bookmark1" w:id="151206046164792305202390507785828942903"/>
       <w:r>
         <w:t>bookmarked content</w:t>
       </w:r>
-      <w:bookmarkEnd w:id="136021367941723643968141024997047072140"/>
+      <w:bookmarkEnd w:id="151206046164792305202390507785828942903"/>
     </w:p>
     <w:p>
       <w:pPr>
